--- a/Write up/Thesis_Chapters_v1/Thesis.docx
+++ b/Write up/Thesis_Chapters_v1/Thesis.docx
@@ -4019,7 +4019,7 @@
       <w:r>
         <w:drawing>
           <wp:inline xmlns:a="http://schemas.openxmlformats.org/drawingml/2006/main" xmlns:pic="http://schemas.openxmlformats.org/drawingml/2006/picture">
-            <wp:extent cx="5303520" cy="2357120"/>
+            <wp:extent cx="5303520" cy="2958661"/>
             <wp:docPr id="8" name="Picture 1"/>
             <wp:cNvGraphicFramePr>
               <a:graphicFrameLocks noChangeAspect="1"/>
@@ -5266,7 +5266,7 @@
       <w:r>
         <w:drawing>
           <wp:inline xmlns:a="http://schemas.openxmlformats.org/drawingml/2006/main" xmlns:pic="http://schemas.openxmlformats.org/drawingml/2006/picture">
-            <wp:extent cx="5303520" cy="2410691"/>
+            <wp:extent cx="5303520" cy="3064256"/>
             <wp:docPr id="11" name="Picture 4"/>
             <wp:cNvGraphicFramePr>
               <a:graphicFrameLocks noChangeAspect="1"/>
